--- a/docs/legal/review-2026-06-16/revised-lolo-care-inc/Legal/DRAFTS/Board Governance/04-stockholder-written-consent-electing-directors.docx
+++ b/docs/legal/review-2026-06-16/revised-lolo-care-inc/Legal/DRAFTS/Board Governance/04-stockholder-written-consent-electing-directors.docx
@@ -22,12 +22,12 @@
         <w:jc w:val="center"/>
       </w:pPr>
       <w:r>
-        <w:t>LoLo Care Inc</w:t>
+        <w:t>Lolo Care, Inc.</w:t>
       </w:r>
     </w:p>
     <w:p>
       <w:r>
-        <w:t>The undersigned, being all of the stockholders of LoLo Care Inc, a Delaware corporation (the "Company"), hereby adopt the following resolutions by written consent as of [DATE], pursuant to the Delaware General Corporation Law, the Company's certificate of incorporation, and the Company's bylaws.</w:t>
+        <w:t>The undersigned, being all of the stockholders of Lolo Care, Inc., a Delaware corporation (the "Company"), hereby adopt the following resolutions by written consent as of [DATE], pursuant to the Delaware General Corporation Law, the Company's certificate of incorporation, and the Company's bylaws.</w:t>
       </w:r>
     </w:p>
     <w:p>
@@ -77,7 +77,7 @@
           </w:tcPr>
           <w:p>
             <w:r>
-              <w:t>Charles Petrini Poli</w:t>
+              <w:t>Charles Petrini-Poli</w:t>
             </w:r>
           </w:p>
         </w:tc>
@@ -177,7 +177,7 @@
           </w:tcPr>
           <w:p>
             <w:r>
-              <w:t>Charles Petrini Poli</w:t>
+              <w:t>Charles Petrini-Poli</w:t>
             </w:r>
           </w:p>
         </w:tc>
@@ -225,7 +225,7 @@
     </w:p>
     <w:p>
       <w:r>
-        <w:t>RESOLVED, that the stockholders approve the Founder Voting and Governance Agreement among the Company, Charles Petrini Poli, and Thibaud Peverelli, in substantially the form presented to the stockholders;</w:t>
+        <w:t>RESOLVED, that the stockholders approve the Founder Voting and Governance Agreement among the Company, Charles Petrini-Poli, and Thibaud Peverelli, in substantially the form presented to the stockholders;</w:t>
       </w:r>
     </w:p>
     <w:p>
@@ -276,7 +276,7 @@
     </w:p>
     <w:p>
       <w:r>
-        <w:t>Charles Petrini Poli</w:t>
+        <w:t>Charles Petrini-Poli</w:t>
       </w:r>
     </w:p>
     <w:p>
